--- a/public/templates/command-center/Aurixa_Cash_Flow_Net_Position_Report_SAMPLE.docx
+++ b/public/templates/command-center/Aurixa_Cash_Flow_Net_Position_Report_SAMPLE.docx
@@ -449,7 +449,7 @@
         <w:keepLines/>
         <w:pageBreakBefore w:val="0"/>
         <w:widowControl w:val="1"/>
-        <w:spacing w:before="0" w:after="0" w:line="160" w:lineRule="exact"/>
+        <w:spacing w:before="0" w:after="0" w:line="3912" w:lineRule="exact"/>
       </w:pPr>
       <w:r>
         <w:rPr>
@@ -504,7 +504,7 @@
           </w:tcPr>
           <w:p>
             <w:pPr>
-              <w:keepNext w:val="0"/>
+              <w:keepNext/>
               <w:keepLines/>
               <w:pageBreakBefore w:val="0"/>
               <w:widowControl w:val="1"/>
@@ -545,7 +545,7 @@
           </w:tcPr>
           <w:p>
             <w:pPr>
-              <w:keepNext w:val="0"/>
+              <w:keepNext/>
               <w:keepLines/>
               <w:pageBreakBefore w:val="0"/>
               <w:widowControl w:val="1"/>
@@ -584,7 +584,7 @@
           </w:tcPr>
           <w:p>
             <w:pPr>
-              <w:keepNext w:val="0"/>
+              <w:keepNext/>
               <w:keepLines/>
               <w:pageBreakBefore w:val="0"/>
               <w:widowControl w:val="1"/>
@@ -625,7 +625,7 @@
           </w:tcPr>
           <w:p>
             <w:pPr>
-              <w:keepNext w:val="0"/>
+              <w:keepNext/>
               <w:keepLines/>
               <w:pageBreakBefore w:val="0"/>
               <w:widowControl w:val="1"/>
@@ -670,7 +670,7 @@
           </w:tcPr>
           <w:p>
             <w:pPr>
-              <w:keepNext w:val="0"/>
+              <w:keepNext/>
               <w:keepLines/>
               <w:pageBreakBefore w:val="0"/>
               <w:widowControl w:val="1"/>
@@ -711,7 +711,7 @@
           </w:tcPr>
           <w:p>
             <w:pPr>
-              <w:keepNext w:val="0"/>
+              <w:keepNext/>
               <w:keepLines/>
               <w:pageBreakBefore w:val="0"/>
               <w:widowControl w:val="1"/>
@@ -750,7 +750,7 @@
           </w:tcPr>
           <w:p>
             <w:pPr>
-              <w:keepNext w:val="0"/>
+              <w:keepNext/>
               <w:keepLines/>
               <w:pageBreakBefore w:val="0"/>
               <w:widowControl w:val="1"/>
@@ -791,7 +791,7 @@
           </w:tcPr>
           <w:p>
             <w:pPr>
-              <w:keepNext w:val="0"/>
+              <w:keepNext/>
               <w:keepLines/>
               <w:pageBreakBefore w:val="0"/>
               <w:widowControl w:val="1"/>
@@ -980,21 +980,9 @@
     </w:tbl>
     <w:p>
       <w:pPr>
-        <w:keepNext w:val="0"/>
-        <w:keepLines/>
-        <w:pageBreakBefore w:val="0"/>
-        <w:widowControl w:val="1"/>
-        <w:spacing w:before="0" w:after="0"/>
-      </w:pPr>
-      <w:r>
-        <w:br w:type="page"/>
-      </w:r>
-    </w:p>
-    <w:p>
-      <w:pPr>
         <w:keepNext/>
         <w:keepLines/>
-        <w:pageBreakBefore w:val="0"/>
+        <w:pageBreakBefore w:val="1"/>
         <w:widowControl w:val="1"/>
         <w:pBdr>
           <w:bottom w:val="single" w:sz="10" w:space="4" w:color="1D6FE0"/>
@@ -8162,7 +8150,7 @@
           </w:tcPr>
           <w:p>
             <w:pPr>
-              <w:keepNext w:val="0"/>
+              <w:keepNext/>
               <w:keepLines/>
               <w:pageBreakBefore w:val="0"/>
               <w:widowControl w:val="1"/>
@@ -8201,7 +8189,7 @@
           </w:tcPr>
           <w:p>
             <w:pPr>
-              <w:keepNext w:val="0"/>
+              <w:keepNext/>
               <w:keepLines/>
               <w:pageBreakBefore w:val="0"/>
               <w:widowControl w:val="1"/>
@@ -8241,7 +8229,7 @@
           </w:tcPr>
           <w:p>
             <w:pPr>
-              <w:keepNext w:val="0"/>
+              <w:keepNext/>
               <w:keepLines/>
               <w:pageBreakBefore w:val="0"/>
               <w:widowControl w:val="1"/>
@@ -8281,7 +8269,7 @@
           </w:tcPr>
           <w:p>
             <w:pPr>
-              <w:keepNext w:val="0"/>
+              <w:keepNext/>
               <w:keepLines/>
               <w:pageBreakBefore w:val="0"/>
               <w:widowControl w:val="1"/>
@@ -8321,7 +8309,7 @@
           </w:tcPr>
           <w:p>
             <w:pPr>
-              <w:keepNext w:val="0"/>
+              <w:keepNext/>
               <w:keepLines/>
               <w:pageBreakBefore w:val="0"/>
               <w:widowControl w:val="1"/>
@@ -8361,7 +8349,7 @@
           </w:tcPr>
           <w:p>
             <w:pPr>
-              <w:keepNext w:val="0"/>
+              <w:keepNext/>
               <w:keepLines/>
               <w:pageBreakBefore w:val="0"/>
               <w:widowControl w:val="1"/>
@@ -8401,7 +8389,7 @@
           </w:tcPr>
           <w:p>
             <w:pPr>
-              <w:keepNext w:val="0"/>
+              <w:keepNext/>
               <w:keepLines/>
               <w:pageBreakBefore w:val="0"/>
               <w:widowControl w:val="1"/>
@@ -8441,7 +8429,7 @@
           </w:tcPr>
           <w:p>
             <w:pPr>
-              <w:keepNext w:val="0"/>
+              <w:keepNext/>
               <w:keepLines/>
               <w:pageBreakBefore w:val="0"/>
               <w:widowControl w:val="1"/>
@@ -8481,7 +8469,7 @@
           </w:tcPr>
           <w:p>
             <w:pPr>
-              <w:keepNext w:val="0"/>
+              <w:keepNext/>
               <w:keepLines/>
               <w:pageBreakBefore w:val="0"/>
               <w:widowControl w:val="1"/>
@@ -8521,7 +8509,7 @@
           </w:tcPr>
           <w:p>
             <w:pPr>
-              <w:keepNext w:val="0"/>
+              <w:keepNext/>
               <w:keepLines/>
               <w:pageBreakBefore w:val="0"/>
               <w:widowControl w:val="1"/>
@@ -8561,7 +8549,7 @@
           </w:tcPr>
           <w:p>
             <w:pPr>
-              <w:keepNext w:val="0"/>
+              <w:keepNext/>
               <w:keepLines/>
               <w:pageBreakBefore w:val="0"/>
               <w:widowControl w:val="1"/>
@@ -8741,7 +8729,7 @@
           </w:tcPr>
           <w:p>
             <w:pPr>
-              <w:keepNext w:val="0"/>
+              <w:keepNext/>
               <w:keepLines/>
               <w:pageBreakBefore w:val="0"/>
               <w:widowControl w:val="1"/>
@@ -8855,7 +8843,11 @@
               </w:tc>
             </w:tr>
           </w:tbl>
-          <w:p/>
+          <w:p>
+            <w:pPr>
+              <w:keepNext/>
+            </w:pPr>
+          </w:p>
         </w:tc>
         <w:tc>
           <w:tcPr>
@@ -8876,7 +8868,7 @@
           </w:tcPr>
           <w:p>
             <w:pPr>
-              <w:keepNext w:val="0"/>
+              <w:keepNext/>
               <w:keepLines/>
               <w:pageBreakBefore w:val="0"/>
               <w:widowControl w:val="1"/>
@@ -8921,7 +8913,7 @@
           </w:tcPr>
           <w:p>
             <w:pPr>
-              <w:keepNext w:val="0"/>
+              <w:keepNext/>
               <w:keepLines/>
               <w:pageBreakBefore w:val="0"/>
               <w:widowControl w:val="1"/>
@@ -9035,7 +9027,11 @@
               </w:tc>
             </w:tr>
           </w:tbl>
-          <w:p/>
+          <w:p>
+            <w:pPr>
+              <w:keepNext/>
+            </w:pPr>
+          </w:p>
         </w:tc>
         <w:tc>
           <w:tcPr>
@@ -9056,7 +9052,7 @@
           </w:tcPr>
           <w:p>
             <w:pPr>
-              <w:keepNext w:val="0"/>
+              <w:keepNext/>
               <w:keepLines/>
               <w:pageBreakBefore w:val="0"/>
               <w:widowControl w:val="1"/>
@@ -9101,7 +9097,7 @@
           </w:tcPr>
           <w:p>
             <w:pPr>
-              <w:keepNext w:val="0"/>
+              <w:keepNext/>
               <w:keepLines/>
               <w:pageBreakBefore w:val="0"/>
               <w:widowControl w:val="1"/>
@@ -9215,7 +9211,11 @@
               </w:tc>
             </w:tr>
           </w:tbl>
-          <w:p/>
+          <w:p>
+            <w:pPr>
+              <w:keepNext/>
+            </w:pPr>
+          </w:p>
         </w:tc>
         <w:tc>
           <w:tcPr>
@@ -9236,7 +9236,7 @@
           </w:tcPr>
           <w:p>
             <w:pPr>
-              <w:keepNext w:val="0"/>
+              <w:keepNext/>
               <w:keepLines/>
               <w:pageBreakBefore w:val="0"/>
               <w:widowControl w:val="1"/>
@@ -9281,7 +9281,7 @@
           </w:tcPr>
           <w:p>
             <w:pPr>
-              <w:keepNext w:val="0"/>
+              <w:keepNext/>
               <w:keepLines/>
               <w:pageBreakBefore w:val="0"/>
               <w:widowControl w:val="1"/>
@@ -9395,7 +9395,11 @@
               </w:tc>
             </w:tr>
           </w:tbl>
-          <w:p/>
+          <w:p>
+            <w:pPr>
+              <w:keepNext/>
+            </w:pPr>
+          </w:p>
         </w:tc>
         <w:tc>
           <w:tcPr>
@@ -9416,7 +9420,7 @@
           </w:tcPr>
           <w:p>
             <w:pPr>
-              <w:keepNext w:val="0"/>
+              <w:keepNext/>
               <w:keepLines/>
               <w:pageBreakBefore w:val="0"/>
               <w:widowControl w:val="1"/>
@@ -9461,7 +9465,7 @@
           </w:tcPr>
           <w:p>
             <w:pPr>
-              <w:keepNext w:val="0"/>
+              <w:keepNext/>
               <w:keepLines/>
               <w:pageBreakBefore w:val="0"/>
               <w:widowControl w:val="1"/>
@@ -9575,7 +9579,11 @@
               </w:tc>
             </w:tr>
           </w:tbl>
-          <w:p/>
+          <w:p>
+            <w:pPr>
+              <w:keepNext/>
+            </w:pPr>
+          </w:p>
         </w:tc>
         <w:tc>
           <w:tcPr>
@@ -9596,7 +9604,7 @@
           </w:tcPr>
           <w:p>
             <w:pPr>
-              <w:keepNext w:val="0"/>
+              <w:keepNext/>
               <w:keepLines/>
               <w:pageBreakBefore w:val="0"/>
               <w:widowControl w:val="1"/>
@@ -9641,7 +9649,7 @@
           </w:tcPr>
           <w:p>
             <w:pPr>
-              <w:keepNext w:val="0"/>
+              <w:keepNext/>
               <w:keepLines/>
               <w:pageBreakBefore w:val="0"/>
               <w:widowControl w:val="1"/>
@@ -9755,7 +9763,11 @@
               </w:tc>
             </w:tr>
           </w:tbl>
-          <w:p/>
+          <w:p>
+            <w:pPr>
+              <w:keepNext/>
+            </w:pPr>
+          </w:p>
         </w:tc>
         <w:tc>
           <w:tcPr>
@@ -9776,7 +9788,7 @@
           </w:tcPr>
           <w:p>
             <w:pPr>
-              <w:keepNext w:val="0"/>
+              <w:keepNext/>
               <w:keepLines/>
               <w:pageBreakBefore w:val="0"/>
               <w:widowControl w:val="1"/>
@@ -11281,21 +11293,9 @@
     </w:tbl>
     <w:p>
       <w:pPr>
-        <w:keepNext w:val="0"/>
-        <w:keepLines/>
-        <w:pageBreakBefore w:val="0"/>
-        <w:widowControl w:val="1"/>
-        <w:spacing w:before="0" w:after="0"/>
-      </w:pPr>
-      <w:r>
-        <w:br w:type="page"/>
-      </w:r>
-    </w:p>
-    <w:p>
-      <w:pPr>
         <w:keepNext/>
         <w:keepLines/>
-        <w:pageBreakBefore w:val="0"/>
+        <w:pageBreakBefore w:val="1"/>
         <w:widowControl w:val="1"/>
         <w:pBdr>
           <w:bottom w:val="single" w:sz="10" w:space="4" w:color="1D6FE0"/>
